--- a/klagomål/A 52245-2025 FSC-klagomål.docx
+++ b/klagomål/A 52245-2025 FSC-klagomål.docx
@@ -662,7 +662,7 @@
     <w:r>
       <w:tab/>
       <w:tab/>
-      <w:t>2025-10-24</w:t>
+      <w:t>2025-10-25</w:t>
       <w:br/>
       <w:br/>
     </w:r>

--- a/klagomål/A 52245-2025 FSC-klagomål.docx
+++ b/klagomål/A 52245-2025 FSC-klagomål.docx
@@ -662,7 +662,7 @@
     <w:r>
       <w:tab/>
       <w:tab/>
-      <w:t>2025-10-25</w:t>
+      <w:t>2025-10-26</w:t>
       <w:br/>
       <w:br/>
     </w:r>

--- a/klagomål/A 52245-2025 FSC-klagomål.docx
+++ b/klagomål/A 52245-2025 FSC-klagomål.docx
@@ -662,7 +662,7 @@
     <w:r>
       <w:tab/>
       <w:tab/>
-      <w:t>2025-10-26</w:t>
+      <w:t>2025-10-27</w:t>
       <w:br/>
       <w:br/>
     </w:r>

--- a/klagomål/A 52245-2025 FSC-klagomål.docx
+++ b/klagomål/A 52245-2025 FSC-klagomål.docx
@@ -662,7 +662,7 @@
     <w:r>
       <w:tab/>
       <w:tab/>
-      <w:t>2025-10-27</w:t>
+      <w:t>2025-10-28</w:t>
       <w:br/>
       <w:br/>
     </w:r>

--- a/klagomål/A 52245-2025 FSC-klagomål.docx
+++ b/klagomål/A 52245-2025 FSC-klagomål.docx
@@ -662,7 +662,7 @@
     <w:r>
       <w:tab/>
       <w:tab/>
-      <w:t>2025-10-28</w:t>
+      <w:t>2025-10-29</w:t>
       <w:br/>
       <w:br/>
     </w:r>

--- a/klagomål/A 52245-2025 FSC-klagomål.docx
+++ b/klagomål/A 52245-2025 FSC-klagomål.docx
@@ -662,7 +662,7 @@
     <w:r>
       <w:tab/>
       <w:tab/>
-      <w:t>2025-10-29</w:t>
+      <w:t>2025-10-30</w:t>
       <w:br/>
       <w:br/>
     </w:r>

--- a/klagomål/A 52245-2025 FSC-klagomål.docx
+++ b/klagomål/A 52245-2025 FSC-klagomål.docx
@@ -662,7 +662,7 @@
     <w:r>
       <w:tab/>
       <w:tab/>
-      <w:t>2025-10-30</w:t>
+      <w:t>2025-10-31</w:t>
       <w:br/>
       <w:br/>
     </w:r>

--- a/klagomål/A 52245-2025 FSC-klagomål.docx
+++ b/klagomål/A 52245-2025 FSC-klagomål.docx
@@ -662,7 +662,7 @@
     <w:r>
       <w:tab/>
       <w:tab/>
-      <w:t>2025-10-31</w:t>
+      <w:t>2025-11-01</w:t>
       <w:br/>
       <w:br/>
     </w:r>

--- a/klagomål/A 52245-2025 FSC-klagomål.docx
+++ b/klagomål/A 52245-2025 FSC-klagomål.docx
@@ -662,7 +662,7 @@
     <w:r>
       <w:tab/>
       <w:tab/>
-      <w:t>2025-11-01</w:t>
+      <w:t>2025-11-02</w:t>
       <w:br/>
       <w:br/>
     </w:r>

--- a/klagomål/A 52245-2025 FSC-klagomål.docx
+++ b/klagomål/A 52245-2025 FSC-klagomål.docx
@@ -662,7 +662,7 @@
     <w:r>
       <w:tab/>
       <w:tab/>
-      <w:t>2025-11-02</w:t>
+      <w:t>2025-11-03</w:t>
       <w:br/>
       <w:br/>
     </w:r>

--- a/klagomål/A 52245-2025 FSC-klagomål.docx
+++ b/klagomål/A 52245-2025 FSC-klagomål.docx
@@ -662,7 +662,7 @@
     <w:r>
       <w:tab/>
       <w:tab/>
-      <w:t>2025-11-03</w:t>
+      <w:t>2025-11-04</w:t>
       <w:br/>
       <w:br/>
     </w:r>

--- a/klagomål/A 52245-2025 FSC-klagomål.docx
+++ b/klagomål/A 52245-2025 FSC-klagomål.docx
@@ -662,7 +662,7 @@
     <w:r>
       <w:tab/>
       <w:tab/>
-      <w:t>2025-11-04</w:t>
+      <w:t>2025-11-05</w:t>
       <w:br/>
       <w:br/>
     </w:r>

--- a/klagomål/A 52245-2025 FSC-klagomål.docx
+++ b/klagomål/A 52245-2025 FSC-klagomål.docx
@@ -662,7 +662,7 @@
     <w:r>
       <w:tab/>
       <w:tab/>
-      <w:t>2025-11-05</w:t>
+      <w:t>2025-11-06</w:t>
       <w:br/>
       <w:br/>
     </w:r>

--- a/klagomål/A 52245-2025 FSC-klagomål.docx
+++ b/klagomål/A 52245-2025 FSC-klagomål.docx
@@ -662,7 +662,7 @@
     <w:r>
       <w:tab/>
       <w:tab/>
-      <w:t>2025-11-06</w:t>
+      <w:t>2025-11-07</w:t>
       <w:br/>
       <w:br/>
     </w:r>

--- a/klagomål/A 52245-2025 FSC-klagomål.docx
+++ b/klagomål/A 52245-2025 FSC-klagomål.docx
@@ -662,7 +662,7 @@
     <w:r>
       <w:tab/>
       <w:tab/>
-      <w:t>2025-11-07</w:t>
+      <w:t>2025-11-08</w:t>
       <w:br/>
       <w:br/>
     </w:r>

--- a/klagomål/A 52245-2025 FSC-klagomål.docx
+++ b/klagomål/A 52245-2025 FSC-klagomål.docx
@@ -662,7 +662,7 @@
     <w:r>
       <w:tab/>
       <w:tab/>
-      <w:t>2025-11-08</w:t>
+      <w:t>2025-11-09</w:t>
       <w:br/>
       <w:br/>
     </w:r>

--- a/klagomål/A 52245-2025 FSC-klagomål.docx
+++ b/klagomål/A 52245-2025 FSC-klagomål.docx
@@ -662,7 +662,7 @@
     <w:r>
       <w:tab/>
       <w:tab/>
-      <w:t>2025-11-09</w:t>
+      <w:t>2025-11-10</w:t>
       <w:br/>
       <w:br/>
     </w:r>

--- a/klagomål/A 52245-2025 FSC-klagomål.docx
+++ b/klagomål/A 52245-2025 FSC-klagomål.docx
@@ -662,7 +662,7 @@
     <w:r>
       <w:tab/>
       <w:tab/>
-      <w:t>2025-11-10</w:t>
+      <w:t>2025-11-11</w:t>
       <w:br/>
       <w:br/>
     </w:r>

--- a/klagomål/A 52245-2025 FSC-klagomål.docx
+++ b/klagomål/A 52245-2025 FSC-klagomål.docx
@@ -662,7 +662,7 @@
     <w:r>
       <w:tab/>
       <w:tab/>
-      <w:t>2025-11-11</w:t>
+      <w:t>2025-11-12</w:t>
       <w:br/>
       <w:br/>
     </w:r>

--- a/klagomål/A 52245-2025 FSC-klagomål.docx
+++ b/klagomål/A 52245-2025 FSC-klagomål.docx
@@ -662,7 +662,7 @@
     <w:r>
       <w:tab/>
       <w:tab/>
-      <w:t>2025-11-12</w:t>
+      <w:t>2025-11-13</w:t>
       <w:br/>
       <w:br/>
     </w:r>

--- a/klagomål/A 52245-2025 FSC-klagomål.docx
+++ b/klagomål/A 52245-2025 FSC-klagomål.docx
@@ -662,7 +662,7 @@
     <w:r>
       <w:tab/>
       <w:tab/>
-      <w:t>2025-11-13</w:t>
+      <w:t>2025-11-14</w:t>
       <w:br/>
       <w:br/>
     </w:r>

--- a/klagomål/A 52245-2025 FSC-klagomål.docx
+++ b/klagomål/A 52245-2025 FSC-klagomål.docx
@@ -662,7 +662,7 @@
     <w:r>
       <w:tab/>
       <w:tab/>
-      <w:t>2025-11-14</w:t>
+      <w:t>2025-11-15</w:t>
       <w:br/>
       <w:br/>
     </w:r>

--- a/klagomål/A 52245-2025 FSC-klagomål.docx
+++ b/klagomål/A 52245-2025 FSC-klagomål.docx
@@ -662,7 +662,7 @@
     <w:r>
       <w:tab/>
       <w:tab/>
-      <w:t>2025-11-15</w:t>
+      <w:t>2025-11-20</w:t>
       <w:br/>
       <w:br/>
     </w:r>

--- a/klagomål/A 52245-2025 FSC-klagomål.docx
+++ b/klagomål/A 52245-2025 FSC-klagomål.docx
@@ -662,7 +662,7 @@
     <w:r>
       <w:tab/>
       <w:tab/>
-      <w:t>2025-11-20</w:t>
+      <w:t>2025-11-21</w:t>
       <w:br/>
       <w:br/>
     </w:r>

--- a/klagomål/A 52245-2025 FSC-klagomål.docx
+++ b/klagomål/A 52245-2025 FSC-klagomål.docx
@@ -662,7 +662,7 @@
     <w:r>
       <w:tab/>
       <w:tab/>
-      <w:t>2025-11-21</w:t>
+      <w:t>2025-11-22</w:t>
       <w:br/>
       <w:br/>
     </w:r>

--- a/klagomål/A 52245-2025 FSC-klagomål.docx
+++ b/klagomål/A 52245-2025 FSC-klagomål.docx
@@ -662,7 +662,7 @@
     <w:r>
       <w:tab/>
       <w:tab/>
-      <w:t>2025-11-22</w:t>
+      <w:t>2025-11-23</w:t>
       <w:br/>
       <w:br/>
     </w:r>

--- a/klagomål/A 52245-2025 FSC-klagomål.docx
+++ b/klagomål/A 52245-2025 FSC-klagomål.docx
@@ -662,7 +662,7 @@
     <w:r>
       <w:tab/>
       <w:tab/>
-      <w:t>2025-11-23</w:t>
+      <w:t>2025-11-24</w:t>
       <w:br/>
       <w:br/>
     </w:r>

--- a/klagomål/A 52245-2025 FSC-klagomål.docx
+++ b/klagomål/A 52245-2025 FSC-klagomål.docx
@@ -191,7 +191,7 @@
     </w:p>
     <w:p>
       <w:r>
-        <w:t>I avverkningsanmälan har följande 2 naturvårdsarter hittats: källnate (VU) och underviol (S). Av dessa är 1 rödlistade. För rödlistade arter har rödlistekategorin angivits inom parentes. Arter som är signalarter enligt Skogsstyrelsen har markerats med (S).</w:t>
+        <w:t>I avverkningsanmälan har följande 5 naturvårdsarter hittats: källnate (VU), jordtistel (NT), olivspindling (S), rödgul trumpetsvamp (S) och underviol (S). Av dessa är 2 rödlistade. För rödlistade arter har rödlistekategorin angivits inom parentes. Arter som är signalarter enligt Skogsstyrelsen har markerats med (S).</w:t>
       </w:r>
     </w:p>
     <w:p>
@@ -206,7 +206,7 @@
       <w:r>
         <w:drawing>
           <wp:inline xmlns:a="http://schemas.openxmlformats.org/drawingml/2006/main" xmlns:pic="http://schemas.openxmlformats.org/drawingml/2006/picture">
-            <wp:extent cx="5486400" cy="5003409"/>
+            <wp:extent cx="5486400" cy="4863463"/>
             <wp:docPr id="1" name="Picture 1"/>
             <wp:cNvGraphicFramePr>
               <a:graphicFrameLocks noChangeAspect="1"/>
@@ -227,7 +227,7 @@
                   <pic:spPr>
                     <a:xfrm>
                       <a:off x="0" y="0"/>
-                      <a:ext cx="5486400" cy="5003409"/>
+                      <a:ext cx="5486400" cy="4863463"/>
                     </a:xfrm>
                     <a:prstGeom prst="rect"/>
                   </pic:spPr>
@@ -244,6 +244,28 @@
       </w:pPr>
       <w:r>
         <w:t>Figur 1. Fyndplatser för naturvårdsarter i det avverkningsanmälda området (röd linje). Markörer utan svart kant är placerade på fyndplatsen. Markörer med svart kant är placerade vid sidan av fyndplatsen och har ett svart streck som visar fyndplatsens exakta position. Kartans mittpunktskoordinat är N 6366944, E 713734 i SWEREF 99 TM.</w:t>
+      </w:r>
+    </w:p>
+    <w:p>
+      <w:r>
+        <w:rPr>
+          <w:b/>
+        </w:rPr>
+        <w:t>Olivspindling</w:t>
+      </w:r>
+      <w:r>
+        <w:t xml:space="preserve"> växer uteslutande på näringsrik och kalkhaltig skogsmark där den huvudsakligen bildar mykorrhiza med gran och tall. Svampen är en typisk representant för kalkgranskogens särpräglade och rika svampflora. Kalavverkning är ett hot mot arten, eftersom den sannolikt kräver lång kontinuitet av äldre träd. Populationerna i landet bedöms därför minska beroende på slutavverkning av äldre barrskog på kalkhaltig mark (SLU Artdatabanken, 2024; Nitare &amp; Skogsstyrelsen, 2019).</w:t>
+      </w:r>
+    </w:p>
+    <w:p>
+      <w:r>
+        <w:rPr>
+          <w:b/>
+        </w:rPr>
+        <w:t xml:space="preserve">Rödgul trumpetsvamp </w:t>
+      </w:r>
+      <w:r>
+        <w:t>signalerar kalkrika barrsumpskogar eller avgränsade små mineralrika ytor i barrskogslandskapet, vilka normalt har höga naturvärden. I urbergsbygder är den en bra signalart på känsliga skogsbiotoper (Nitare &amp; Skogsstyrelsen, 2019).</w:t>
       </w:r>
     </w:p>
     <w:p>
@@ -347,7 +369,7 @@
         <w:rPr>
           <w:i/>
         </w:rPr>
-        <w:t>I det avverkningsanmälda skogsområdet har 2 naturvårdsarter varav 1 rödlistade arter sina livsmiljöer och växtplatser.</w:t>
+        <w:t>I det avverkningsanmälda skogsområdet har 5 naturvårdsarter varav 2 rödlistade arter sina livsmiljöer och växtplatser.</w:t>
       </w:r>
     </w:p>
     <w:p>
@@ -662,7 +684,7 @@
     <w:r>
       <w:tab/>
       <w:tab/>
-      <w:t>2025-11-24</w:t>
+      <w:t>2025-11-25</w:t>
       <w:br/>
       <w:br/>
     </w:r>

--- a/klagomål/A 52245-2025 FSC-klagomål.docx
+++ b/klagomål/A 52245-2025 FSC-klagomål.docx
@@ -684,7 +684,7 @@
     <w:r>
       <w:tab/>
       <w:tab/>
-      <w:t>2025-11-25</w:t>
+      <w:t>2025-11-26</w:t>
       <w:br/>
       <w:br/>
     </w:r>

--- a/klagomål/A 52245-2025 FSC-klagomål.docx
+++ b/klagomål/A 52245-2025 FSC-klagomål.docx
@@ -684,7 +684,7 @@
     <w:r>
       <w:tab/>
       <w:tab/>
-      <w:t>2025-11-26</w:t>
+      <w:t>2025-11-27</w:t>
       <w:br/>
       <w:br/>
     </w:r>

--- a/klagomål/A 52245-2025 FSC-klagomål.docx
+++ b/klagomål/A 52245-2025 FSC-klagomål.docx
@@ -684,7 +684,7 @@
     <w:r>
       <w:tab/>
       <w:tab/>
-      <w:t>2025-11-27</w:t>
+      <w:t>2025-11-28</w:t>
       <w:br/>
       <w:br/>
     </w:r>

--- a/klagomål/A 52245-2025 FSC-klagomål.docx
+++ b/klagomål/A 52245-2025 FSC-klagomål.docx
@@ -684,7 +684,7 @@
     <w:r>
       <w:tab/>
       <w:tab/>
-      <w:t>2025-11-28</w:t>
+      <w:t>2025-11-29</w:t>
       <w:br/>
       <w:br/>
     </w:r>

--- a/klagomål/A 52245-2025 FSC-klagomål.docx
+++ b/klagomål/A 52245-2025 FSC-klagomål.docx
@@ -684,7 +684,7 @@
     <w:r>
       <w:tab/>
       <w:tab/>
-      <w:t>2025-11-29</w:t>
+      <w:t>2025-11-30</w:t>
       <w:br/>
       <w:br/>
     </w:r>

--- a/klagomål/A 52245-2025 FSC-klagomål.docx
+++ b/klagomål/A 52245-2025 FSC-klagomål.docx
@@ -684,7 +684,7 @@
     <w:r>
       <w:tab/>
       <w:tab/>
-      <w:t>2025-11-30</w:t>
+      <w:t>2025-12-01</w:t>
       <w:br/>
       <w:br/>
     </w:r>

--- a/klagomål/A 52245-2025 FSC-klagomål.docx
+++ b/klagomål/A 52245-2025 FSC-klagomål.docx
@@ -684,7 +684,7 @@
     <w:r>
       <w:tab/>
       <w:tab/>
-      <w:t>2025-12-01</w:t>
+      <w:t>2025-12-02</w:t>
       <w:br/>
       <w:br/>
     </w:r>

--- a/klagomål/A 52245-2025 FSC-klagomål.docx
+++ b/klagomål/A 52245-2025 FSC-klagomål.docx
@@ -684,7 +684,7 @@
     <w:r>
       <w:tab/>
       <w:tab/>
-      <w:t>2025-12-02</w:t>
+      <w:t>2025-12-03</w:t>
       <w:br/>
       <w:br/>
     </w:r>

--- a/klagomål/A 52245-2025 FSC-klagomål.docx
+++ b/klagomål/A 52245-2025 FSC-klagomål.docx
@@ -684,7 +684,7 @@
     <w:r>
       <w:tab/>
       <w:tab/>
-      <w:t>2025-12-03</w:t>
+      <w:t>2025-12-04</w:t>
       <w:br/>
       <w:br/>
     </w:r>

--- a/klagomål/A 52245-2025 FSC-klagomål.docx
+++ b/klagomål/A 52245-2025 FSC-klagomål.docx
@@ -684,7 +684,7 @@
     <w:r>
       <w:tab/>
       <w:tab/>
-      <w:t>2025-12-04</w:t>
+      <w:t>2025-12-05</w:t>
       <w:br/>
       <w:br/>
     </w:r>

--- a/klagomål/A 52245-2025 FSC-klagomål.docx
+++ b/klagomål/A 52245-2025 FSC-klagomål.docx
@@ -684,7 +684,7 @@
     <w:r>
       <w:tab/>
       <w:tab/>
-      <w:t>2025-12-05</w:t>
+      <w:t>2025-12-06</w:t>
       <w:br/>
       <w:br/>
     </w:r>

--- a/klagomål/A 52245-2025 FSC-klagomål.docx
+++ b/klagomål/A 52245-2025 FSC-klagomål.docx
@@ -684,7 +684,7 @@
     <w:r>
       <w:tab/>
       <w:tab/>
-      <w:t>2025-12-06</w:t>
+      <w:t>2025-12-07</w:t>
       <w:br/>
       <w:br/>
     </w:r>

--- a/klagomål/A 52245-2025 FSC-klagomål.docx
+++ b/klagomål/A 52245-2025 FSC-klagomål.docx
@@ -684,7 +684,7 @@
     <w:r>
       <w:tab/>
       <w:tab/>
-      <w:t>2025-12-07</w:t>
+      <w:t>2025-12-08</w:t>
       <w:br/>
       <w:br/>
     </w:r>

--- a/klagomål/A 52245-2025 FSC-klagomål.docx
+++ b/klagomål/A 52245-2025 FSC-klagomål.docx
@@ -684,7 +684,7 @@
     <w:r>
       <w:tab/>
       <w:tab/>
-      <w:t>2025-12-08</w:t>
+      <w:t>2025-12-09</w:t>
       <w:br/>
       <w:br/>
     </w:r>

--- a/klagomål/A 52245-2025 FSC-klagomål.docx
+++ b/klagomål/A 52245-2025 FSC-klagomål.docx
@@ -684,7 +684,7 @@
     <w:r>
       <w:tab/>
       <w:tab/>
-      <w:t>2025-12-09</w:t>
+      <w:t>2025-12-10</w:t>
       <w:br/>
       <w:br/>
     </w:r>

--- a/klagomål/A 52245-2025 FSC-klagomål.docx
+++ b/klagomål/A 52245-2025 FSC-klagomål.docx
@@ -684,7 +684,7 @@
     <w:r>
       <w:tab/>
       <w:tab/>
-      <w:t>2025-12-10</w:t>
+      <w:t>2025-12-11</w:t>
       <w:br/>
       <w:br/>
     </w:r>

--- a/klagomål/A 52245-2025 FSC-klagomål.docx
+++ b/klagomål/A 52245-2025 FSC-klagomål.docx
@@ -684,7 +684,7 @@
     <w:r>
       <w:tab/>
       <w:tab/>
-      <w:t>2025-12-11</w:t>
+      <w:t>2025-12-12</w:t>
       <w:br/>
       <w:br/>
     </w:r>

--- a/klagomål/A 52245-2025 FSC-klagomål.docx
+++ b/klagomål/A 52245-2025 FSC-klagomål.docx
@@ -684,7 +684,7 @@
     <w:r>
       <w:tab/>
       <w:tab/>
-      <w:t>2025-12-12</w:t>
+      <w:t>2025-12-13</w:t>
       <w:br/>
       <w:br/>
     </w:r>

--- a/klagomål/A 52245-2025 FSC-klagomål.docx
+++ b/klagomål/A 52245-2025 FSC-klagomål.docx
@@ -684,7 +684,7 @@
     <w:r>
       <w:tab/>
       <w:tab/>
-      <w:t>2025-12-19</w:t>
+      <w:t>2025-12-20</w:t>
       <w:br/>
       <w:br/>
     </w:r>

--- a/klagomål/A 52245-2025 FSC-klagomål.docx
+++ b/klagomål/A 52245-2025 FSC-klagomål.docx
@@ -684,7 +684,7 @@
     <w:r>
       <w:tab/>
       <w:tab/>
-      <w:t>2025-12-20</w:t>
+      <w:t>2025-12-21</w:t>
       <w:br/>
       <w:br/>
     </w:r>

--- a/klagomål/A 52245-2025 FSC-klagomål.docx
+++ b/klagomål/A 52245-2025 FSC-klagomål.docx
@@ -684,7 +684,7 @@
     <w:r>
       <w:tab/>
       <w:tab/>
-      <w:t>2025-12-21</w:t>
+      <w:t>2025-12-22</w:t>
       <w:br/>
       <w:br/>
     </w:r>

--- a/klagomål/A 52245-2025 FSC-klagomål.docx
+++ b/klagomål/A 52245-2025 FSC-klagomål.docx
@@ -684,7 +684,7 @@
     <w:r>
       <w:tab/>
       <w:tab/>
-      <w:t>2025-12-22</w:t>
+      <w:t>2025-12-26</w:t>
       <w:br/>
       <w:br/>
     </w:r>

--- a/klagomål/A 52245-2025 FSC-klagomål.docx
+++ b/klagomål/A 52245-2025 FSC-klagomål.docx
@@ -684,7 +684,7 @@
     <w:r>
       <w:tab/>
       <w:tab/>
-      <w:t>2026-01-07</w:t>
+      <w:t>2026-01-08</w:t>
       <w:br/>
       <w:br/>
     </w:r>

--- a/klagomål/A 52245-2025 FSC-klagomål.docx
+++ b/klagomål/A 52245-2025 FSC-klagomål.docx
@@ -684,7 +684,7 @@
     <w:r>
       <w:tab/>
       <w:tab/>
-      <w:t>2026-01-08</w:t>
+      <w:t>2026-01-09</w:t>
       <w:br/>
       <w:br/>
     </w:r>

--- a/klagomål/A 52245-2025 FSC-klagomål.docx
+++ b/klagomål/A 52245-2025 FSC-klagomål.docx
@@ -684,7 +684,7 @@
     <w:r>
       <w:tab/>
       <w:tab/>
-      <w:t>2026-01-09</w:t>
+      <w:t>2026-01-10</w:t>
       <w:br/>
       <w:br/>
     </w:r>

--- a/klagomål/A 52245-2025 FSC-klagomål.docx
+++ b/klagomål/A 52245-2025 FSC-klagomål.docx
@@ -684,7 +684,7 @@
     <w:r>
       <w:tab/>
       <w:tab/>
-      <w:t>2026-01-10</w:t>
+      <w:t>2026-01-11</w:t>
       <w:br/>
       <w:br/>
     </w:r>

--- a/klagomål/A 52245-2025 FSC-klagomål.docx
+++ b/klagomål/A 52245-2025 FSC-klagomål.docx
@@ -684,7 +684,7 @@
     <w:r>
       <w:tab/>
       <w:tab/>
-      <w:t>2026-01-11</w:t>
+      <w:t>2026-01-12</w:t>
       <w:br/>
       <w:br/>
     </w:r>

--- a/klagomål/A 52245-2025 FSC-klagomål.docx
+++ b/klagomål/A 52245-2025 FSC-klagomål.docx
@@ -684,7 +684,7 @@
     <w:r>
       <w:tab/>
       <w:tab/>
-      <w:t>2026-01-12</w:t>
+      <w:t>2026-01-13</w:t>
       <w:br/>
       <w:br/>
     </w:r>

--- a/klagomål/A 52245-2025 FSC-klagomål.docx
+++ b/klagomål/A 52245-2025 FSC-klagomål.docx
@@ -684,7 +684,7 @@
     <w:r>
       <w:tab/>
       <w:tab/>
-      <w:t>2026-01-13</w:t>
+      <w:t>2026-01-14</w:t>
       <w:br/>
       <w:br/>
     </w:r>

--- a/klagomål/A 52245-2025 FSC-klagomål.docx
+++ b/klagomål/A 52245-2025 FSC-klagomål.docx
@@ -684,7 +684,7 @@
     <w:r>
       <w:tab/>
       <w:tab/>
-      <w:t>2026-01-14</w:t>
+      <w:t>2026-01-15</w:t>
       <w:br/>
       <w:br/>
     </w:r>

--- a/klagomål/A 52245-2025 FSC-klagomål.docx
+++ b/klagomål/A 52245-2025 FSC-klagomål.docx
@@ -684,7 +684,7 @@
     <w:r>
       <w:tab/>
       <w:tab/>
-      <w:t>2026-01-15</w:t>
+      <w:t>2026-01-16</w:t>
       <w:br/>
       <w:br/>
     </w:r>

--- a/klagomål/A 52245-2025 FSC-klagomål.docx
+++ b/klagomål/A 52245-2025 FSC-klagomål.docx
@@ -684,7 +684,7 @@
     <w:r>
       <w:tab/>
       <w:tab/>
-      <w:t>2026-01-16</w:t>
+      <w:t>2026-01-17</w:t>
       <w:br/>
       <w:br/>
     </w:r>

--- a/klagomål/A 52245-2025 FSC-klagomål.docx
+++ b/klagomål/A 52245-2025 FSC-klagomål.docx
@@ -684,7 +684,7 @@
     <w:r>
       <w:tab/>
       <w:tab/>
-      <w:t>2026-01-17</w:t>
+      <w:t>2026-01-18</w:t>
       <w:br/>
       <w:br/>
     </w:r>

--- a/klagomål/A 52245-2025 FSC-klagomål.docx
+++ b/klagomål/A 52245-2025 FSC-klagomål.docx
@@ -684,7 +684,7 @@
     <w:r>
       <w:tab/>
       <w:tab/>
-      <w:t>2026-01-18</w:t>
+      <w:t>2026-01-19</w:t>
       <w:br/>
       <w:br/>
     </w:r>

--- a/klagomål/A 52245-2025 FSC-klagomål.docx
+++ b/klagomål/A 52245-2025 FSC-klagomål.docx
@@ -684,7 +684,7 @@
     <w:r>
       <w:tab/>
       <w:tab/>
-      <w:t>2026-01-19</w:t>
+      <w:t>2026-01-20</w:t>
       <w:br/>
       <w:br/>
     </w:r>

--- a/klagomål/A 52245-2025 FSC-klagomål.docx
+++ b/klagomål/A 52245-2025 FSC-klagomål.docx
@@ -684,7 +684,7 @@
     <w:r>
       <w:tab/>
       <w:tab/>
-      <w:t>2026-01-20</w:t>
+      <w:t>2026-01-21</w:t>
       <w:br/>
       <w:br/>
     </w:r>

--- a/klagomål/A 52245-2025 FSC-klagomål.docx
+++ b/klagomål/A 52245-2025 FSC-klagomål.docx
@@ -684,7 +684,7 @@
     <w:r>
       <w:tab/>
       <w:tab/>
-      <w:t>2026-01-21</w:t>
+      <w:t>2026-01-23</w:t>
       <w:br/>
       <w:br/>
     </w:r>

--- a/klagomål/A 52245-2025 FSC-klagomål.docx
+++ b/klagomål/A 52245-2025 FSC-klagomål.docx
@@ -684,7 +684,7 @@
     <w:r>
       <w:tab/>
       <w:tab/>
-      <w:t>2026-01-23</w:t>
+      <w:t>2026-01-24</w:t>
       <w:br/>
       <w:br/>
     </w:r>

--- a/klagomål/A 52245-2025 FSC-klagomål.docx
+++ b/klagomål/A 52245-2025 FSC-klagomål.docx
@@ -684,7 +684,7 @@
     <w:r>
       <w:tab/>
       <w:tab/>
-      <w:t>2026-01-24</w:t>
+      <w:t>2026-01-25</w:t>
       <w:br/>
       <w:br/>
     </w:r>

--- a/klagomål/A 52245-2025 FSC-klagomål.docx
+++ b/klagomål/A 52245-2025 FSC-klagomål.docx
@@ -684,7 +684,7 @@
     <w:r>
       <w:tab/>
       <w:tab/>
-      <w:t>2026-01-25</w:t>
+      <w:t>2026-01-26</w:t>
       <w:br/>
       <w:br/>
     </w:r>

--- a/klagomål/A 52245-2025 FSC-klagomål.docx
+++ b/klagomål/A 52245-2025 FSC-klagomål.docx
@@ -684,7 +684,7 @@
     <w:r>
       <w:tab/>
       <w:tab/>
-      <w:t>2026-01-26</w:t>
+      <w:t>2026-01-27</w:t>
       <w:br/>
       <w:br/>
     </w:r>

--- a/klagomål/A 52245-2025 FSC-klagomål.docx
+++ b/klagomål/A 52245-2025 FSC-klagomål.docx
@@ -684,7 +684,7 @@
     <w:r>
       <w:tab/>
       <w:tab/>
-      <w:t>2026-01-27</w:t>
+      <w:t>2026-01-28</w:t>
       <w:br/>
       <w:br/>
     </w:r>

--- a/klagomål/A 52245-2025 FSC-klagomål.docx
+++ b/klagomål/A 52245-2025 FSC-klagomål.docx
@@ -112,7 +112,7 @@
         <w:pStyle w:val="ListBullet"/>
       </w:pPr>
       <w:r>
-        <w:t>Om ett ombud (tex Norra skog eller Mellanskog) avverkningsanmäler en skog med naturvärden motsvarande nyckelbiotops kvalité men markägaren inte är FSC certifierad, bör du skicka in ett FSC kontrollerat virke klagomål. Då ska klagomålet skickas till ombudsföretaget.</w:t>
+        <w:t>Om ett ombud (tex Norra skog eller Mellanskog) avverkningsanmäler en skog med naturvärden motsvarande nyckelbiotops kvalitet men markägaren inte är FSC certifierad, bör du skicka in ett FSC kontrollerat virke klagomål. Då ska klagomålet skickas till ombudsföretaget.</w:t>
       </w:r>
     </w:p>
     <w:p>
@@ -276,7 +276,25 @@
         <w:t xml:space="preserve">Underviol </w:t>
       </w:r>
       <w:r>
-        <w:t>är en bra signalart i hela sitt utbredningsområde i såväl lövlundar som kalkbarrskogar. Arten är särskilt intressant när den förekommer i barrskog och indikerar då troligen relikta och hotade kalkbarrskogsekosystem. Underviol tål inte dagens storskaliga skogsbruksmetoder även om den vid enstaka tillfällen lyckas kvarstå i fuktdråg efter avverkning (Nitare &amp; Skogsstyrelsen, 2019).</w:t>
+        <w:t xml:space="preserve">är en bra signalart i hela sitt utbredningsområde i såväl lövlundar som kalkbarrskogar. Arten är särskilt intressant när den förekommer i barrskog och indikerar då troligen relikta och hotade kalkbarrskogsekosystem. Underviol tål inte dagens storskaliga skogsbruksmetoder även om den vid enstaka tillfällen lyckas kvarstå i fuktdråg efter avverkning. Underviol är typisk art för </w:t>
+      </w:r>
+      <w:r>
+        <w:rPr>
+          <w:i/>
+        </w:rPr>
+        <w:t xml:space="preserve">9050 Näringsrik granskog, 9020 Nordlig ädellövskog </w:t>
+      </w:r>
+      <w:r>
+        <w:t xml:space="preserve">och </w:t>
+      </w:r>
+      <w:r>
+        <w:rPr>
+          <w:i/>
+        </w:rPr>
+        <w:t>9160 Näringsrik ekskog</w:t>
+      </w:r>
+      <w:r>
+        <w:t xml:space="preserve"> (Nitare &amp; Skogsstyrelsen, 2019; SLU Artdatabanken, 2024).</w:t>
       </w:r>
     </w:p>
     <w:p>
@@ -684,7 +702,7 @@
     <w:r>
       <w:tab/>
       <w:tab/>
-      <w:t>2026-01-28</w:t>
+      <w:t>2026-01-29</w:t>
       <w:br/>
       <w:br/>
     </w:r>

--- a/klagomål/A 52245-2025 FSC-klagomål.docx
+++ b/klagomål/A 52245-2025 FSC-klagomål.docx
@@ -702,7 +702,7 @@
     <w:r>
       <w:tab/>
       <w:tab/>
-      <w:t>2026-01-29</w:t>
+      <w:t>2026-01-30</w:t>
       <w:br/>
       <w:br/>
     </w:r>

--- a/klagomål/A 52245-2025 FSC-klagomål.docx
+++ b/klagomål/A 52245-2025 FSC-klagomål.docx
@@ -702,7 +702,7 @@
     <w:r>
       <w:tab/>
       <w:tab/>
-      <w:t>2026-01-30</w:t>
+      <w:t>2026-01-31</w:t>
       <w:br/>
       <w:br/>
     </w:r>

--- a/klagomål/A 52245-2025 FSC-klagomål.docx
+++ b/klagomål/A 52245-2025 FSC-klagomål.docx
@@ -702,7 +702,7 @@
     <w:r>
       <w:tab/>
       <w:tab/>
-      <w:t>2026-03-01</w:t>
+      <w:t>2026-03-02</w:t>
       <w:br/>
       <w:br/>
     </w:r>

--- a/klagomål/A 52245-2025 FSC-klagomål.docx
+++ b/klagomål/A 52245-2025 FSC-klagomål.docx
@@ -702,7 +702,7 @@
     <w:r>
       <w:tab/>
       <w:tab/>
-      <w:t>2026-03-02</w:t>
+      <w:t>2026-03-03</w:t>
       <w:br/>
       <w:br/>
     </w:r>

--- a/klagomål/A 52245-2025 FSC-klagomål.docx
+++ b/klagomål/A 52245-2025 FSC-klagomål.docx
@@ -702,7 +702,7 @@
     <w:r>
       <w:tab/>
       <w:tab/>
-      <w:t>2026-03-03</w:t>
+      <w:t>2026-03-04</w:t>
       <w:br/>
       <w:br/>
     </w:r>

--- a/klagomål/A 52245-2025 FSC-klagomål.docx
+++ b/klagomål/A 52245-2025 FSC-klagomål.docx
@@ -702,7 +702,7 @@
     <w:r>
       <w:tab/>
       <w:tab/>
-      <w:t>2026-03-04</w:t>
+      <w:t>2026-03-05</w:t>
       <w:br/>
       <w:br/>
     </w:r>

--- a/klagomål/A 52245-2025 FSC-klagomål.docx
+++ b/klagomål/A 52245-2025 FSC-klagomål.docx
@@ -702,7 +702,7 @@
     <w:r>
       <w:tab/>
       <w:tab/>
-      <w:t>2026-03-05</w:t>
+      <w:t>2026-03-06</w:t>
       <w:br/>
       <w:br/>
     </w:r>

--- a/klagomål/A 52245-2025 FSC-klagomål.docx
+++ b/klagomål/A 52245-2025 FSC-klagomål.docx
@@ -702,7 +702,7 @@
     <w:r>
       <w:tab/>
       <w:tab/>
-      <w:t>2026-03-06</w:t>
+      <w:t>2026-03-07</w:t>
       <w:br/>
       <w:br/>
     </w:r>

--- a/klagomål/A 52245-2025 FSC-klagomål.docx
+++ b/klagomål/A 52245-2025 FSC-klagomål.docx
@@ -702,7 +702,7 @@
     <w:r>
       <w:tab/>
       <w:tab/>
-      <w:t>2026-03-07</w:t>
+      <w:t>2026-03-08</w:t>
       <w:br/>
       <w:br/>
     </w:r>

--- a/klagomål/A 52245-2025 FSC-klagomål.docx
+++ b/klagomål/A 52245-2025 FSC-klagomål.docx
@@ -702,7 +702,7 @@
     <w:r>
       <w:tab/>
       <w:tab/>
-      <w:t>2026-03-08</w:t>
+      <w:t>2026-03-09</w:t>
       <w:br/>
       <w:br/>
     </w:r>

--- a/klagomål/A 52245-2025 FSC-klagomål.docx
+++ b/klagomål/A 52245-2025 FSC-klagomål.docx
@@ -702,7 +702,7 @@
     <w:r>
       <w:tab/>
       <w:tab/>
-      <w:t>2026-03-09</w:t>
+      <w:t>2026-03-10</w:t>
       <w:br/>
       <w:br/>
     </w:r>

--- a/klagomål/A 52245-2025 FSC-klagomål.docx
+++ b/klagomål/A 52245-2025 FSC-klagomål.docx
@@ -702,7 +702,7 @@
     <w:r>
       <w:tab/>
       <w:tab/>
-      <w:t>2026-03-10</w:t>
+      <w:t>2026-03-11</w:t>
       <w:br/>
       <w:br/>
     </w:r>

--- a/klagomål/A 52245-2025 FSC-klagomål.docx
+++ b/klagomål/A 52245-2025 FSC-klagomål.docx
@@ -702,7 +702,7 @@
     <w:r>
       <w:tab/>
       <w:tab/>
-      <w:t>2026-03-11</w:t>
+      <w:t>2026-03-12</w:t>
       <w:br/>
       <w:br/>
     </w:r>

--- a/klagomål/A 52245-2025 FSC-klagomål.docx
+++ b/klagomål/A 52245-2025 FSC-klagomål.docx
@@ -702,7 +702,7 @@
     <w:r>
       <w:tab/>
       <w:tab/>
-      <w:t>2026-03-12</w:t>
+      <w:t>2026-03-13</w:t>
       <w:br/>
       <w:br/>
     </w:r>

--- a/klagomål/A 52245-2025 FSC-klagomål.docx
+++ b/klagomål/A 52245-2025 FSC-klagomål.docx
@@ -702,7 +702,7 @@
     <w:r>
       <w:tab/>
       <w:tab/>
-      <w:t>2026-03-13</w:t>
+      <w:t>2026-03-16</w:t>
       <w:br/>
       <w:br/>
     </w:r>

--- a/klagomål/A 52245-2025 FSC-klagomål.docx
+++ b/klagomål/A 52245-2025 FSC-klagomål.docx
@@ -702,7 +702,7 @@
     <w:r>
       <w:tab/>
       <w:tab/>
-      <w:t>2026-03-16</w:t>
+      <w:t>2026-03-17</w:t>
       <w:br/>
       <w:br/>
     </w:r>

--- a/klagomål/A 52245-2025 FSC-klagomål.docx
+++ b/klagomål/A 52245-2025 FSC-klagomål.docx
@@ -702,7 +702,7 @@
     <w:r>
       <w:tab/>
       <w:tab/>
-      <w:t>2026-03-17</w:t>
+      <w:t>2026-03-18</w:t>
       <w:br/>
       <w:br/>
     </w:r>

--- a/klagomål/A 52245-2025 FSC-klagomål.docx
+++ b/klagomål/A 52245-2025 FSC-klagomål.docx
@@ -702,7 +702,7 @@
     <w:r>
       <w:tab/>
       <w:tab/>
-      <w:t>2026-03-18</w:t>
+      <w:t>2026-03-19</w:t>
       <w:br/>
       <w:br/>
     </w:r>

--- a/klagomål/A 52245-2025 FSC-klagomål.docx
+++ b/klagomål/A 52245-2025 FSC-klagomål.docx
@@ -702,7 +702,7 @@
     <w:r>
       <w:tab/>
       <w:tab/>
-      <w:t>2026-03-19</w:t>
+      <w:t>2026-03-20</w:t>
       <w:br/>
       <w:br/>
     </w:r>

--- a/klagomål/A 52245-2025 FSC-klagomål.docx
+++ b/klagomål/A 52245-2025 FSC-klagomål.docx
@@ -702,7 +702,7 @@
     <w:r>
       <w:tab/>
       <w:tab/>
-      <w:t>2026-03-20</w:t>
+      <w:t>2026-03-21</w:t>
       <w:br/>
       <w:br/>
     </w:r>

--- a/klagomål/A 52245-2025 FSC-klagomål.docx
+++ b/klagomål/A 52245-2025 FSC-klagomål.docx
@@ -702,7 +702,7 @@
     <w:r>
       <w:tab/>
       <w:tab/>
-      <w:t>2026-03-21</w:t>
+      <w:t>2026-03-22</w:t>
       <w:br/>
       <w:br/>
     </w:r>

--- a/klagomål/A 52245-2025 FSC-klagomål.docx
+++ b/klagomål/A 52245-2025 FSC-klagomål.docx
@@ -702,7 +702,7 @@
     <w:r>
       <w:tab/>
       <w:tab/>
-      <w:t>2026-03-22</w:t>
+      <w:t>2026-03-23</w:t>
       <w:br/>
       <w:br/>
     </w:r>

--- a/klagomål/A 52245-2025 FSC-klagomål.docx
+++ b/klagomål/A 52245-2025 FSC-klagomål.docx
@@ -702,7 +702,7 @@
     <w:r>
       <w:tab/>
       <w:tab/>
-      <w:t>2026-03-23</w:t>
+      <w:t>2026-03-24</w:t>
       <w:br/>
       <w:br/>
     </w:r>

--- a/klagomål/A 52245-2025 FSC-klagomål.docx
+++ b/klagomål/A 52245-2025 FSC-klagomål.docx
@@ -702,7 +702,7 @@
     <w:r>
       <w:tab/>
       <w:tab/>
-      <w:t>2026-03-24</w:t>
+      <w:t>2026-03-25</w:t>
       <w:br/>
       <w:br/>
     </w:r>

--- a/klagomål/A 52245-2025 FSC-klagomål.docx
+++ b/klagomål/A 52245-2025 FSC-klagomål.docx
@@ -702,7 +702,7 @@
     <w:r>
       <w:tab/>
       <w:tab/>
-      <w:t>2026-03-25</w:t>
+      <w:t>2026-03-26</w:t>
       <w:br/>
       <w:br/>
     </w:r>

--- a/klagomål/A 52245-2025 FSC-klagomål.docx
+++ b/klagomål/A 52245-2025 FSC-klagomål.docx
@@ -702,7 +702,7 @@
     <w:r>
       <w:tab/>
       <w:tab/>
-      <w:t>2026-03-26</w:t>
+      <w:t>2026-03-27</w:t>
       <w:br/>
       <w:br/>
     </w:r>

--- a/klagomål/A 52245-2025 FSC-klagomål.docx
+++ b/klagomål/A 52245-2025 FSC-klagomål.docx
@@ -702,7 +702,7 @@
     <w:r>
       <w:tab/>
       <w:tab/>
-      <w:t>2026-03-27</w:t>
+      <w:t>2026-03-28</w:t>
       <w:br/>
       <w:br/>
     </w:r>

--- a/klagomål/A 52245-2025 FSC-klagomål.docx
+++ b/klagomål/A 52245-2025 FSC-klagomål.docx
@@ -702,7 +702,7 @@
     <w:r>
       <w:tab/>
       <w:tab/>
-      <w:t>2026-03-28</w:t>
+      <w:t>2026-03-29</w:t>
       <w:br/>
       <w:br/>
     </w:r>

--- a/klagomål/A 52245-2025 FSC-klagomål.docx
+++ b/klagomål/A 52245-2025 FSC-klagomål.docx
@@ -702,7 +702,7 @@
     <w:r>
       <w:tab/>
       <w:tab/>
-      <w:t>2026-03-29</w:t>
+      <w:t>2026-03-30</w:t>
       <w:br/>
       <w:br/>
     </w:r>

--- a/klagomål/A 52245-2025 FSC-klagomål.docx
+++ b/klagomål/A 52245-2025 FSC-klagomål.docx
@@ -702,7 +702,7 @@
     <w:r>
       <w:tab/>
       <w:tab/>
-      <w:t>2026-03-30</w:t>
+      <w:t>2026-03-31</w:t>
       <w:br/>
       <w:br/>
     </w:r>

--- a/klagomål/A 52245-2025 FSC-klagomål.docx
+++ b/klagomål/A 52245-2025 FSC-klagomål.docx
@@ -702,7 +702,7 @@
     <w:r>
       <w:tab/>
       <w:tab/>
-      <w:t>2026-03-31</w:t>
+      <w:t>2026-04-01</w:t>
       <w:br/>
       <w:br/>
     </w:r>

--- a/klagomål/A 52245-2025 FSC-klagomål.docx
+++ b/klagomål/A 52245-2025 FSC-klagomål.docx
@@ -702,7 +702,7 @@
     <w:r>
       <w:tab/>
       <w:tab/>
-      <w:t>2026-04-01</w:t>
+      <w:t>2026-04-02</w:t>
       <w:br/>
       <w:br/>
     </w:r>

--- a/klagomål/A 52245-2025 FSC-klagomål.docx
+++ b/klagomål/A 52245-2025 FSC-klagomål.docx
@@ -702,7 +702,7 @@
     <w:r>
       <w:tab/>
       <w:tab/>
-      <w:t>2026-04-02</w:t>
+      <w:t>2026-04-03</w:t>
       <w:br/>
       <w:br/>
     </w:r>

--- a/klagomål/A 52245-2025 FSC-klagomål.docx
+++ b/klagomål/A 52245-2025 FSC-klagomål.docx
@@ -702,7 +702,7 @@
     <w:r>
       <w:tab/>
       <w:tab/>
-      <w:t>2026-04-03</w:t>
+      <w:t>2026-04-04</w:t>
       <w:br/>
       <w:br/>
     </w:r>

--- a/klagomål/A 52245-2025 FSC-klagomål.docx
+++ b/klagomål/A 52245-2025 FSC-klagomål.docx
@@ -702,7 +702,7 @@
     <w:r>
       <w:tab/>
       <w:tab/>
-      <w:t>2026-04-14</w:t>
+      <w:t>2026-04-15</w:t>
       <w:br/>
       <w:br/>
     </w:r>

--- a/klagomål/A 52245-2025 FSC-klagomål.docx
+++ b/klagomål/A 52245-2025 FSC-klagomål.docx
@@ -702,7 +702,7 @@
     <w:r>
       <w:tab/>
       <w:tab/>
-      <w:t>2026-04-15</w:t>
+      <w:t>2026-04-16</w:t>
       <w:br/>
       <w:br/>
     </w:r>

--- a/klagomål/A 52245-2025 FSC-klagomål.docx
+++ b/klagomål/A 52245-2025 FSC-klagomål.docx
@@ -702,7 +702,7 @@
     <w:r>
       <w:tab/>
       <w:tab/>
-      <w:t>2026-04-16</w:t>
+      <w:t>2026-04-17</w:t>
       <w:br/>
       <w:br/>
     </w:r>

--- a/klagomål/A 52245-2025 FSC-klagomål.docx
+++ b/klagomål/A 52245-2025 FSC-klagomål.docx
@@ -702,7 +702,7 @@
     <w:r>
       <w:tab/>
       <w:tab/>
-      <w:t>2026-04-17</w:t>
+      <w:t>2026-04-18</w:t>
       <w:br/>
       <w:br/>
     </w:r>

--- a/klagomål/A 52245-2025 FSC-klagomål.docx
+++ b/klagomål/A 52245-2025 FSC-klagomål.docx
@@ -702,7 +702,7 @@
     <w:r>
       <w:tab/>
       <w:tab/>
-      <w:t>2026-04-18</w:t>
+      <w:t>2026-04-19</w:t>
       <w:br/>
       <w:br/>
     </w:r>

--- a/klagomål/A 52245-2025 FSC-klagomål.docx
+++ b/klagomål/A 52245-2025 FSC-klagomål.docx
@@ -702,7 +702,7 @@
     <w:r>
       <w:tab/>
       <w:tab/>
-      <w:t>2026-04-19</w:t>
+      <w:t>2026-04-20</w:t>
       <w:br/>
       <w:br/>
     </w:r>

--- a/klagomål/A 52245-2025 FSC-klagomål.docx
+++ b/klagomål/A 52245-2025 FSC-klagomål.docx
@@ -702,7 +702,7 @@
     <w:r>
       <w:tab/>
       <w:tab/>
-      <w:t>2026-04-20</w:t>
+      <w:t>2026-04-21</w:t>
       <w:br/>
       <w:br/>
     </w:r>

--- a/klagomål/A 52245-2025 FSC-klagomål.docx
+++ b/klagomål/A 52245-2025 FSC-klagomål.docx
@@ -702,7 +702,7 @@
     <w:r>
       <w:tab/>
       <w:tab/>
-      <w:t>2026-04-21</w:t>
+      <w:t>2026-04-22</w:t>
       <w:br/>
       <w:br/>
     </w:r>

--- a/klagomål/A 52245-2025 FSC-klagomål.docx
+++ b/klagomål/A 52245-2025 FSC-klagomål.docx
@@ -702,7 +702,7 @@
     <w:r>
       <w:tab/>
       <w:tab/>
-      <w:t>2026-04-22</w:t>
+      <w:t>2026-04-23</w:t>
       <w:br/>
       <w:br/>
     </w:r>

--- a/klagomål/A 52245-2025 FSC-klagomål.docx
+++ b/klagomål/A 52245-2025 FSC-klagomål.docx
@@ -702,7 +702,7 @@
     <w:r>
       <w:tab/>
       <w:tab/>
-      <w:t>2026-04-23</w:t>
+      <w:t>2026-04-24</w:t>
       <w:br/>
       <w:br/>
     </w:r>

--- a/klagomål/A 52245-2025 FSC-klagomål.docx
+++ b/klagomål/A 52245-2025 FSC-klagomål.docx
@@ -702,7 +702,7 @@
     <w:r>
       <w:tab/>
       <w:tab/>
-      <w:t>2026-04-24</w:t>
+      <w:t>2026-04-25</w:t>
       <w:br/>
       <w:br/>
     </w:r>

--- a/klagomål/A 52245-2025 FSC-klagomål.docx
+++ b/klagomål/A 52245-2025 FSC-klagomål.docx
@@ -702,7 +702,7 @@
     <w:r>
       <w:tab/>
       <w:tab/>
-      <w:t>2026-04-25</w:t>
+      <w:t>2026-04-26</w:t>
       <w:br/>
       <w:br/>
     </w:r>

--- a/klagomål/A 52245-2025 FSC-klagomål.docx
+++ b/klagomål/A 52245-2025 FSC-klagomål.docx
@@ -702,7 +702,7 @@
     <w:r>
       <w:tab/>
       <w:tab/>
-      <w:t>2026-04-26</w:t>
+      <w:t>2026-04-27</w:t>
       <w:br/>
       <w:br/>
     </w:r>

--- a/klagomål/A 52245-2025 FSC-klagomål.docx
+++ b/klagomål/A 52245-2025 FSC-klagomål.docx
@@ -702,7 +702,7 @@
     <w:r>
       <w:tab/>
       <w:tab/>
-      <w:t>2026-04-27</w:t>
+      <w:t>2026-04-28</w:t>
       <w:br/>
       <w:br/>
     </w:r>

--- a/klagomål/A 52245-2025 FSC-klagomål.docx
+++ b/klagomål/A 52245-2025 FSC-klagomål.docx
@@ -702,7 +702,7 @@
     <w:r>
       <w:tab/>
       <w:tab/>
-      <w:t>2026-04-28</w:t>
+      <w:t>2026-04-29</w:t>
       <w:br/>
       <w:br/>
     </w:r>

--- a/klagomål/A 52245-2025 FSC-klagomål.docx
+++ b/klagomål/A 52245-2025 FSC-klagomål.docx
@@ -702,7 +702,7 @@
     <w:r>
       <w:tab/>
       <w:tab/>
-      <w:t>2026-04-29</w:t>
+      <w:t>2026-04-30</w:t>
       <w:br/>
       <w:br/>
     </w:r>

--- a/klagomål/A 52245-2025 FSC-klagomål.docx
+++ b/klagomål/A 52245-2025 FSC-klagomål.docx
@@ -702,7 +702,7 @@
     <w:r>
       <w:tab/>
       <w:tab/>
-      <w:t>2026-04-30</w:t>
+      <w:t>2026-05-01</w:t>
       <w:br/>
       <w:br/>
     </w:r>

--- a/klagomål/A 52245-2025 FSC-klagomål.docx
+++ b/klagomål/A 52245-2025 FSC-klagomål.docx
@@ -702,7 +702,7 @@
     <w:r>
       <w:tab/>
       <w:tab/>
-      <w:t>2026-05-01</w:t>
+      <w:t>2026-05-02</w:t>
       <w:br/>
       <w:br/>
     </w:r>

--- a/klagomål/A 52245-2025 FSC-klagomål.docx
+++ b/klagomål/A 52245-2025 FSC-klagomål.docx
@@ -702,7 +702,7 @@
     <w:r>
       <w:tab/>
       <w:tab/>
-      <w:t>2026-05-16</w:t>
+      <w:t>2026-05-17</w:t>
       <w:br/>
       <w:br/>
     </w:r>

--- a/klagomål/A 52245-2025 FSC-klagomål.docx
+++ b/klagomål/A 52245-2025 FSC-klagomål.docx
@@ -702,7 +702,7 @@
     <w:r>
       <w:tab/>
       <w:tab/>
-      <w:t>2026-05-17</w:t>
+      <w:t>2026-05-18</w:t>
       <w:br/>
       <w:br/>
     </w:r>

--- a/klagomål/A 52245-2025 FSC-klagomål.docx
+++ b/klagomål/A 52245-2025 FSC-klagomål.docx
@@ -702,7 +702,7 @@
     <w:r>
       <w:tab/>
       <w:tab/>
-      <w:t>2026-05-18</w:t>
+      <w:t>2026-05-19</w:t>
       <w:br/>
       <w:br/>
     </w:r>

--- a/klagomål/A 52245-2025 FSC-klagomål.docx
+++ b/klagomål/A 52245-2025 FSC-klagomål.docx
@@ -702,7 +702,7 @@
     <w:r>
       <w:tab/>
       <w:tab/>
-      <w:t>2026-05-19</w:t>
+      <w:t>2026-05-20</w:t>
       <w:br/>
       <w:br/>
     </w:r>

--- a/klagomål/A 52245-2025 FSC-klagomål.docx
+++ b/klagomål/A 52245-2025 FSC-klagomål.docx
@@ -702,7 +702,7 @@
     <w:r>
       <w:tab/>
       <w:tab/>
-      <w:t>2026-05-20</w:t>
+      <w:t>2026-05-21</w:t>
       <w:br/>
       <w:br/>
     </w:r>

--- a/klagomål/A 52245-2025 FSC-klagomål.docx
+++ b/klagomål/A 52245-2025 FSC-klagomål.docx
@@ -702,7 +702,7 @@
     <w:r>
       <w:tab/>
       <w:tab/>
-      <w:t>2026-05-21</w:t>
+      <w:t>2026-05-22</w:t>
       <w:br/>
       <w:br/>
     </w:r>

--- a/klagomål/A 52245-2025 FSC-klagomål.docx
+++ b/klagomål/A 52245-2025 FSC-klagomål.docx
@@ -702,7 +702,7 @@
     <w:r>
       <w:tab/>
       <w:tab/>
-      <w:t>2026-05-22</w:t>
+      <w:t>2026-05-23</w:t>
       <w:br/>
       <w:br/>
     </w:r>

--- a/klagomål/A 52245-2025 FSC-klagomål.docx
+++ b/klagomål/A 52245-2025 FSC-klagomål.docx
@@ -702,7 +702,7 @@
     <w:r>
       <w:tab/>
       <w:tab/>
-      <w:t>2026-05-23</w:t>
+      <w:t>2026-05-24</w:t>
       <w:br/>
       <w:br/>
     </w:r>

--- a/klagomål/A 52245-2025 FSC-klagomål.docx
+++ b/klagomål/A 52245-2025 FSC-klagomål.docx
@@ -702,7 +702,7 @@
     <w:r>
       <w:tab/>
       <w:tab/>
-      <w:t>2026-05-24</w:t>
+      <w:t>2026-05-25</w:t>
       <w:br/>
       <w:br/>
     </w:r>

--- a/klagomål/A 52245-2025 FSC-klagomål.docx
+++ b/klagomål/A 52245-2025 FSC-klagomål.docx
@@ -702,7 +702,7 @@
     <w:r>
       <w:tab/>
       <w:tab/>
-      <w:t>2026-05-25</w:t>
+      <w:t>2026-05-26</w:t>
       <w:br/>
       <w:br/>
     </w:r>

--- a/klagomål/A 52245-2025 FSC-klagomål.docx
+++ b/klagomål/A 52245-2025 FSC-klagomål.docx
@@ -702,7 +702,7 @@
     <w:r>
       <w:tab/>
       <w:tab/>
-      <w:t>2026-05-26</w:t>
+      <w:t>2026-05-27</w:t>
       <w:br/>
       <w:br/>
     </w:r>

--- a/klagomål/A 52245-2025 FSC-klagomål.docx
+++ b/klagomål/A 52245-2025 FSC-klagomål.docx
@@ -702,7 +702,7 @@
     <w:r>
       <w:tab/>
       <w:tab/>
-      <w:t>2026-05-27</w:t>
+      <w:t>2026-05-28</w:t>
       <w:br/>
       <w:br/>
     </w:r>

--- a/klagomål/A 52245-2025 FSC-klagomål.docx
+++ b/klagomål/A 52245-2025 FSC-klagomål.docx
@@ -702,7 +702,7 @@
     <w:r>
       <w:tab/>
       <w:tab/>
-      <w:t>2026-05-28</w:t>
+      <w:t>2026-05-29</w:t>
       <w:br/>
       <w:br/>
     </w:r>

--- a/klagomål/A 52245-2025 FSC-klagomål.docx
+++ b/klagomål/A 52245-2025 FSC-klagomål.docx
@@ -702,7 +702,7 @@
     <w:r>
       <w:tab/>
       <w:tab/>
-      <w:t>2026-05-29</w:t>
+      <w:t>2026-05-30</w:t>
       <w:br/>
       <w:br/>
     </w:r>

--- a/klagomål/A 52245-2025 FSC-klagomål.docx
+++ b/klagomål/A 52245-2025 FSC-klagomål.docx
@@ -702,7 +702,7 @@
     <w:r>
       <w:tab/>
       <w:tab/>
-      <w:t>2026-05-30</w:t>
+      <w:t>2026-05-31</w:t>
       <w:br/>
       <w:br/>
     </w:r>

--- a/klagomål/A 52245-2025 FSC-klagomål.docx
+++ b/klagomål/A 52245-2025 FSC-klagomål.docx
@@ -702,7 +702,7 @@
     <w:r>
       <w:tab/>
       <w:tab/>
-      <w:t>2026-05-31</w:t>
+      <w:t>2026-06-01</w:t>
       <w:br/>
       <w:br/>
     </w:r>

--- a/klagomål/A 52245-2025 FSC-klagomål.docx
+++ b/klagomål/A 52245-2025 FSC-klagomål.docx
@@ -702,7 +702,7 @@
     <w:r>
       <w:tab/>
       <w:tab/>
-      <w:t>2026-06-01</w:t>
+      <w:t>2026-06-02</w:t>
       <w:br/>
       <w:br/>
     </w:r>

--- a/klagomål/A 52245-2025 FSC-klagomål.docx
+++ b/klagomål/A 52245-2025 FSC-klagomål.docx
@@ -702,7 +702,7 @@
     <w:r>
       <w:tab/>
       <w:tab/>
-      <w:t>2026-06-02</w:t>
+      <w:t>2026-06-03</w:t>
       <w:br/>
       <w:br/>
     </w:r>

--- a/klagomål/A 52245-2025 FSC-klagomål.docx
+++ b/klagomål/A 52245-2025 FSC-klagomål.docx
@@ -702,7 +702,7 @@
     <w:r>
       <w:tab/>
       <w:tab/>
-      <w:t>2026-06-03</w:t>
+      <w:t>2026-06-04</w:t>
       <w:br/>
       <w:br/>
     </w:r>

--- a/klagomål/A 52245-2025 FSC-klagomål.docx
+++ b/klagomål/A 52245-2025 FSC-klagomål.docx
@@ -702,7 +702,7 @@
     <w:r>
       <w:tab/>
       <w:tab/>
-      <w:t>2026-06-04</w:t>
+      <w:t>2026-06-05</w:t>
       <w:br/>
       <w:br/>
     </w:r>
